--- a/Наладчик контрольно-измерительных приборов и автоматики/повышение квалификации 14919 Наладчик контрольно-измерительных приборов и автоматики/Лекции МДК 01.01  05 Наладка систем измерения и регулирования.docx
+++ b/Наладчик контрольно-измерительных приборов и автоматики/повышение квалификации 14919 Наладчик контрольно-измерительных приборов и автоматики/Лекции МДК 01.01  05 Наладка систем измерения и регулирования.docx
@@ -29,7 +29,7 @@
           <w:i/>
           <w:sz w:val="28"/>
         </w:rPr>
-        <w:t>(повышения квалификации на 6-7 разряды)</w:t>
+        <w:t>Для профессии 14919 «Наладчик контрольно-измерительных приборов и автоматики» (повышения квалификации на 6-7 разряды)</w:t>
       </w:r>
     </w:p>
     <w:p>

--- a/Наладчик контрольно-измерительных приборов и автоматики/повышение квалификации 14919 Наладчик контрольно-измерительных приборов и автоматики/Лекции МДК 01.01  05 Наладка систем измерения и регулирования.docx
+++ b/Наладчик контрольно-измерительных приборов и автоматики/повышение квалификации 14919 Наладчик контрольно-измерительных приборов и автоматики/Лекции МДК 01.01  05 Наладка систем измерения и регулирования.docx
@@ -291,6 +291,1028 @@
       <w:pPr>
         <w:spacing w:before="240" w:after="120" w:line="360" w:lineRule="auto"/>
       </w:pPr>
+    </w:p>
+    <w:p/>
+    <w:tbl>
+      <w:tblPr>
+        <w:tblStyle w:val="TableGrid"/>
+        <w:tblW w:type="auto" w:w="0"/>
+        <w:jc w:val="center"/>
+        <w:tblLook w:firstColumn="1" w:firstRow="1" w:lastColumn="0" w:lastRow="0" w:noHBand="0" w:noVBand="1" w:val="04A0"/>
+      </w:tblPr>
+      <w:tblGrid>
+        <w:gridCol w:w="1871"/>
+        <w:gridCol w:w="1871"/>
+        <w:gridCol w:w="1871"/>
+        <w:gridCol w:w="1871"/>
+        <w:gridCol w:w="1871"/>
+      </w:tblGrid>
+      <w:tr>
+        <w:tc>
+          <w:tcPr>
+            <w:tcW w:type="dxa" w:w="1871"/>
+          </w:tcPr>
+          <w:p>
+            <w:pPr>
+              <w:jc w:val="center"/>
+            </w:pPr>
+            <w:r>
+              <w:rPr>
+                <w:b/>
+                <w:sz w:val="18"/>
+              </w:rPr>
+              <w:t>Объект регулирования</w:t>
+            </w:r>
+          </w:p>
+        </w:tc>
+        <w:tc>
+          <w:tcPr>
+            <w:tcW w:type="dxa" w:w="1871"/>
+          </w:tcPr>
+          <w:p>
+            <w:pPr>
+              <w:jc w:val="center"/>
+            </w:pPr>
+            <w:r>
+              <w:rPr>
+                <w:b/>
+                <w:sz w:val="18"/>
+              </w:rPr>
+              <w:t>Кп</w:t>
+            </w:r>
+          </w:p>
+        </w:tc>
+        <w:tc>
+          <w:tcPr>
+            <w:tcW w:type="dxa" w:w="1871"/>
+          </w:tcPr>
+          <w:p>
+            <w:pPr>
+              <w:jc w:val="center"/>
+            </w:pPr>
+            <w:r>
+              <w:rPr>
+                <w:b/>
+                <w:sz w:val="18"/>
+              </w:rPr>
+              <w:t>Ти (с)</w:t>
+            </w:r>
+          </w:p>
+        </w:tc>
+        <w:tc>
+          <w:tcPr>
+            <w:tcW w:type="dxa" w:w="1871"/>
+          </w:tcPr>
+          <w:p>
+            <w:pPr>
+              <w:jc w:val="center"/>
+            </w:pPr>
+            <w:r>
+              <w:rPr>
+                <w:b/>
+                <w:sz w:val="18"/>
+              </w:rPr>
+              <w:t>Тд (с)</w:t>
+            </w:r>
+          </w:p>
+        </w:tc>
+        <w:tc>
+          <w:tcPr>
+            <w:tcW w:type="dxa" w:w="1871"/>
+          </w:tcPr>
+          <w:p>
+            <w:pPr>
+              <w:jc w:val="center"/>
+            </w:pPr>
+            <w:r>
+              <w:rPr>
+                <w:b/>
+                <w:sz w:val="18"/>
+              </w:rPr>
+              <w:t>Время переходного процесса</w:t>
+            </w:r>
+          </w:p>
+        </w:tc>
+      </w:tr>
+      <w:tr>
+        <w:tc>
+          <w:tcPr>
+            <w:tcW w:type="dxa" w:w="1871"/>
+          </w:tcPr>
+          <w:p>
+            <w:r>
+              <w:rPr>
+                <w:sz w:val="18"/>
+              </w:rPr>
+              <w:t>Температура (печь)</w:t>
+            </w:r>
+          </w:p>
+        </w:tc>
+        <w:tc>
+          <w:tcPr>
+            <w:tcW w:type="dxa" w:w="1871"/>
+          </w:tcPr>
+          <w:p>
+            <w:r>
+              <w:rPr>
+                <w:sz w:val="18"/>
+              </w:rPr>
+              <w:t>2—8</w:t>
+            </w:r>
+          </w:p>
+        </w:tc>
+        <w:tc>
+          <w:tcPr>
+            <w:tcW w:type="dxa" w:w="1871"/>
+          </w:tcPr>
+          <w:p>
+            <w:r>
+              <w:rPr>
+                <w:sz w:val="18"/>
+              </w:rPr>
+              <w:t>60—300</w:t>
+            </w:r>
+          </w:p>
+        </w:tc>
+        <w:tc>
+          <w:tcPr>
+            <w:tcW w:type="dxa" w:w="1871"/>
+          </w:tcPr>
+          <w:p>
+            <w:r>
+              <w:rPr>
+                <w:sz w:val="18"/>
+              </w:rPr>
+              <w:t>10—30</w:t>
+            </w:r>
+          </w:p>
+        </w:tc>
+        <w:tc>
+          <w:tcPr>
+            <w:tcW w:type="dxa" w:w="1871"/>
+          </w:tcPr>
+          <w:p>
+            <w:r>
+              <w:rPr>
+                <w:sz w:val="18"/>
+              </w:rPr>
+              <w:t>5—15 мин</w:t>
+            </w:r>
+          </w:p>
+        </w:tc>
+      </w:tr>
+      <w:tr>
+        <w:tc>
+          <w:tcPr>
+            <w:tcW w:type="dxa" w:w="1871"/>
+          </w:tcPr>
+          <w:p>
+            <w:r>
+              <w:rPr>
+                <w:sz w:val="18"/>
+              </w:rPr>
+              <w:t>Давление (газ)</w:t>
+            </w:r>
+          </w:p>
+        </w:tc>
+        <w:tc>
+          <w:tcPr>
+            <w:tcW w:type="dxa" w:w="1871"/>
+          </w:tcPr>
+          <w:p>
+            <w:r>
+              <w:rPr>
+                <w:sz w:val="18"/>
+              </w:rPr>
+              <w:t>5—20</w:t>
+            </w:r>
+          </w:p>
+        </w:tc>
+        <w:tc>
+          <w:tcPr>
+            <w:tcW w:type="dxa" w:w="1871"/>
+          </w:tcPr>
+          <w:p>
+            <w:r>
+              <w:rPr>
+                <w:sz w:val="18"/>
+              </w:rPr>
+              <w:t>10—60</w:t>
+            </w:r>
+          </w:p>
+        </w:tc>
+        <w:tc>
+          <w:tcPr>
+            <w:tcW w:type="dxa" w:w="1871"/>
+          </w:tcPr>
+          <w:p>
+            <w:r>
+              <w:rPr>
+                <w:sz w:val="18"/>
+              </w:rPr>
+              <w:t>2—10</w:t>
+            </w:r>
+          </w:p>
+        </w:tc>
+        <w:tc>
+          <w:tcPr>
+            <w:tcW w:type="dxa" w:w="1871"/>
+          </w:tcPr>
+          <w:p>
+            <w:r>
+              <w:rPr>
+                <w:sz w:val="18"/>
+              </w:rPr>
+              <w:t>1—5 мин</w:t>
+            </w:r>
+          </w:p>
+        </w:tc>
+      </w:tr>
+      <w:tr>
+        <w:tc>
+          <w:tcPr>
+            <w:tcW w:type="dxa" w:w="1871"/>
+          </w:tcPr>
+          <w:p>
+            <w:r>
+              <w:rPr>
+                <w:sz w:val="18"/>
+              </w:rPr>
+              <w:t>Расход (жидкость)</w:t>
+            </w:r>
+          </w:p>
+        </w:tc>
+        <w:tc>
+          <w:tcPr>
+            <w:tcW w:type="dxa" w:w="1871"/>
+          </w:tcPr>
+          <w:p>
+            <w:r>
+              <w:rPr>
+                <w:sz w:val="18"/>
+              </w:rPr>
+              <w:t>3—15</w:t>
+            </w:r>
+          </w:p>
+        </w:tc>
+        <w:tc>
+          <w:tcPr>
+            <w:tcW w:type="dxa" w:w="1871"/>
+          </w:tcPr>
+          <w:p>
+            <w:r>
+              <w:rPr>
+                <w:sz w:val="18"/>
+              </w:rPr>
+              <w:t>5—30</w:t>
+            </w:r>
+          </w:p>
+        </w:tc>
+        <w:tc>
+          <w:tcPr>
+            <w:tcW w:type="dxa" w:w="1871"/>
+          </w:tcPr>
+          <w:p>
+            <w:r>
+              <w:rPr>
+                <w:sz w:val="18"/>
+              </w:rPr>
+              <w:t>1—5</w:t>
+            </w:r>
+          </w:p>
+        </w:tc>
+        <w:tc>
+          <w:tcPr>
+            <w:tcW w:type="dxa" w:w="1871"/>
+          </w:tcPr>
+          <w:p>
+            <w:r>
+              <w:rPr>
+                <w:sz w:val="18"/>
+              </w:rPr>
+              <w:t>30 с—2 мин</w:t>
+            </w:r>
+          </w:p>
+        </w:tc>
+      </w:tr>
+      <w:tr>
+        <w:tc>
+          <w:tcPr>
+            <w:tcW w:type="dxa" w:w="1871"/>
+          </w:tcPr>
+          <w:p>
+            <w:r>
+              <w:rPr>
+                <w:sz w:val="18"/>
+              </w:rPr>
+              <w:t>Уровень (ёмкость)</w:t>
+            </w:r>
+          </w:p>
+        </w:tc>
+        <w:tc>
+          <w:tcPr>
+            <w:tcW w:type="dxa" w:w="1871"/>
+          </w:tcPr>
+          <w:p>
+            <w:r>
+              <w:rPr>
+                <w:sz w:val="18"/>
+              </w:rPr>
+              <w:t>2—10</w:t>
+            </w:r>
+          </w:p>
+        </w:tc>
+        <w:tc>
+          <w:tcPr>
+            <w:tcW w:type="dxa" w:w="1871"/>
+          </w:tcPr>
+          <w:p>
+            <w:r>
+              <w:rPr>
+                <w:sz w:val="18"/>
+              </w:rPr>
+              <w:t>30—180</w:t>
+            </w:r>
+          </w:p>
+        </w:tc>
+        <w:tc>
+          <w:tcPr>
+            <w:tcW w:type="dxa" w:w="1871"/>
+          </w:tcPr>
+          <w:p>
+            <w:r>
+              <w:rPr>
+                <w:sz w:val="18"/>
+              </w:rPr>
+              <w:t>5—20</w:t>
+            </w:r>
+          </w:p>
+        </w:tc>
+        <w:tc>
+          <w:tcPr>
+            <w:tcW w:type="dxa" w:w="1871"/>
+          </w:tcPr>
+          <w:p>
+            <w:r>
+              <w:rPr>
+                <w:sz w:val="18"/>
+              </w:rPr>
+              <w:t>2—10 мин</w:t>
+            </w:r>
+          </w:p>
+        </w:tc>
+      </w:tr>
+      <w:tr>
+        <w:tc>
+          <w:tcPr>
+            <w:tcW w:type="dxa" w:w="1871"/>
+          </w:tcPr>
+          <w:p>
+            <w:r>
+              <w:rPr>
+                <w:sz w:val="18"/>
+              </w:rPr>
+              <w:t>pH (химпроцесс)</w:t>
+            </w:r>
+          </w:p>
+        </w:tc>
+        <w:tc>
+          <w:tcPr>
+            <w:tcW w:type="dxa" w:w="1871"/>
+          </w:tcPr>
+          <w:p>
+            <w:r>
+              <w:rPr>
+                <w:sz w:val="18"/>
+              </w:rPr>
+              <w:t>0,5—3</w:t>
+            </w:r>
+          </w:p>
+        </w:tc>
+        <w:tc>
+          <w:tcPr>
+            <w:tcW w:type="dxa" w:w="1871"/>
+          </w:tcPr>
+          <w:p>
+            <w:r>
+              <w:rPr>
+                <w:sz w:val="18"/>
+              </w:rPr>
+              <w:t>120—600</w:t>
+            </w:r>
+          </w:p>
+        </w:tc>
+        <w:tc>
+          <w:tcPr>
+            <w:tcW w:type="dxa" w:w="1871"/>
+          </w:tcPr>
+          <w:p>
+            <w:r>
+              <w:rPr>
+                <w:sz w:val="18"/>
+              </w:rPr>
+              <w:t>20—60</w:t>
+            </w:r>
+          </w:p>
+        </w:tc>
+        <w:tc>
+          <w:tcPr>
+            <w:tcW w:type="dxa" w:w="1871"/>
+          </w:tcPr>
+          <w:p>
+            <w:r>
+              <w:rPr>
+                <w:sz w:val="18"/>
+              </w:rPr>
+              <w:t>10—30 мин</w:t>
+            </w:r>
+          </w:p>
+        </w:tc>
+      </w:tr>
+    </w:tbl>
+    <w:p>
+      <w:pPr>
+        <w:jc w:val="center"/>
+      </w:pPr>
+      <w:r>
+        <w:rPr>
+          <w:b/>
+          <w:i w:val="0"/>
+          <w:sz w:val="20"/>
+        </w:rPr>
+        <w:t>Таблица 2. Типовые настройки ПИД-регулятора для различных объектов</w:t>
+      </w:r>
+    </w:p>
+    <w:p/>
+    <w:tbl>
+      <w:tblPr>
+        <w:tblStyle w:val="TableGrid"/>
+        <w:tblW w:type="auto" w:w="0"/>
+        <w:jc w:val="center"/>
+        <w:tblLook w:firstColumn="1" w:firstRow="1" w:lastColumn="0" w:lastRow="0" w:noHBand="0" w:noVBand="1" w:val="04A0"/>
+      </w:tblPr>
+      <w:tblGrid>
+        <w:gridCol w:w="1871"/>
+        <w:gridCol w:w="1871"/>
+        <w:gridCol w:w="1871"/>
+        <w:gridCol w:w="1871"/>
+        <w:gridCol w:w="1871"/>
+      </w:tblGrid>
+      <w:tr>
+        <w:tc>
+          <w:tcPr>
+            <w:tcW w:type="dxa" w:w="1871"/>
+          </w:tcPr>
+          <w:p>
+            <w:pPr>
+              <w:jc w:val="center"/>
+            </w:pPr>
+            <w:r>
+              <w:rPr>
+                <w:b/>
+                <w:sz w:val="18"/>
+              </w:rPr>
+              <w:t>Параметр</w:t>
+            </w:r>
+          </w:p>
+        </w:tc>
+        <w:tc>
+          <w:tcPr>
+            <w:tcW w:type="dxa" w:w="1871"/>
+          </w:tcPr>
+          <w:p>
+            <w:pPr>
+              <w:jc w:val="center"/>
+            </w:pPr>
+            <w:r>
+              <w:rPr>
+                <w:b/>
+                <w:sz w:val="18"/>
+              </w:rPr>
+              <w:t>Диапазон</w:t>
+            </w:r>
+          </w:p>
+        </w:tc>
+        <w:tc>
+          <w:tcPr>
+            <w:tcW w:type="dxa" w:w="1871"/>
+          </w:tcPr>
+          <w:p>
+            <w:pPr>
+              <w:jc w:val="center"/>
+            </w:pPr>
+            <w:r>
+              <w:rPr>
+                <w:b/>
+                <w:sz w:val="18"/>
+              </w:rPr>
+              <w:t>Класс точности</w:t>
+            </w:r>
+          </w:p>
+        </w:tc>
+        <w:tc>
+          <w:tcPr>
+            <w:tcW w:type="dxa" w:w="1871"/>
+          </w:tcPr>
+          <w:p>
+            <w:pPr>
+              <w:jc w:val="center"/>
+            </w:pPr>
+            <w:r>
+              <w:rPr>
+                <w:b/>
+                <w:sz w:val="18"/>
+              </w:rPr>
+              <w:t>Метод калибровки</w:t>
+            </w:r>
+          </w:p>
+        </w:tc>
+        <w:tc>
+          <w:tcPr>
+            <w:tcW w:type="dxa" w:w="1871"/>
+          </w:tcPr>
+          <w:p>
+            <w:pPr>
+              <w:jc w:val="center"/>
+            </w:pPr>
+            <w:r>
+              <w:rPr>
+                <w:b/>
+                <w:sz w:val="18"/>
+              </w:rPr>
+              <w:t>Норматив</w:t>
+            </w:r>
+          </w:p>
+        </w:tc>
+      </w:tr>
+      <w:tr>
+        <w:tc>
+          <w:tcPr>
+            <w:tcW w:type="dxa" w:w="1871"/>
+          </w:tcPr>
+          <w:p>
+            <w:r>
+              <w:rPr>
+                <w:sz w:val="18"/>
+              </w:rPr>
+              <w:t>Температура</w:t>
+            </w:r>
+          </w:p>
+        </w:tc>
+        <w:tc>
+          <w:tcPr>
+            <w:tcW w:type="dxa" w:w="1871"/>
+          </w:tcPr>
+          <w:p>
+            <w:r>
+              <w:rPr>
+                <w:sz w:val="18"/>
+              </w:rPr>
+              <w:t>0—1000°C</w:t>
+            </w:r>
+          </w:p>
+        </w:tc>
+        <w:tc>
+          <w:tcPr>
+            <w:tcW w:type="dxa" w:w="1871"/>
+          </w:tcPr>
+          <w:p>
+            <w:r>
+              <w:rPr>
+                <w:sz w:val="18"/>
+              </w:rPr>
+              <w:t>0,5—1,5</w:t>
+            </w:r>
+          </w:p>
+        </w:tc>
+        <w:tc>
+          <w:tcPr>
+            <w:tcW w:type="dxa" w:w="1871"/>
+          </w:tcPr>
+          <w:p>
+            <w:r>
+              <w:rPr>
+                <w:sz w:val="18"/>
+              </w:rPr>
+              <w:t>Сравнение с эталоном</w:t>
+            </w:r>
+          </w:p>
+        </w:tc>
+        <w:tc>
+          <w:tcPr>
+            <w:tcW w:type="dxa" w:w="1871"/>
+          </w:tcPr>
+          <w:p>
+            <w:r>
+              <w:rPr>
+                <w:sz w:val="18"/>
+              </w:rPr>
+              <w:t>ГОСТ 8.338-2002</w:t>
+            </w:r>
+          </w:p>
+        </w:tc>
+      </w:tr>
+      <w:tr>
+        <w:tc>
+          <w:tcPr>
+            <w:tcW w:type="dxa" w:w="1871"/>
+          </w:tcPr>
+          <w:p>
+            <w:r>
+              <w:rPr>
+                <w:sz w:val="18"/>
+              </w:rPr>
+              <w:t>Давление</w:t>
+            </w:r>
+          </w:p>
+        </w:tc>
+        <w:tc>
+          <w:tcPr>
+            <w:tcW w:type="dxa" w:w="1871"/>
+          </w:tcPr>
+          <w:p>
+            <w:r>
+              <w:rPr>
+                <w:sz w:val="18"/>
+              </w:rPr>
+              <w:t>0—40 МПа</w:t>
+            </w:r>
+          </w:p>
+        </w:tc>
+        <w:tc>
+          <w:tcPr>
+            <w:tcW w:type="dxa" w:w="1871"/>
+          </w:tcPr>
+          <w:p>
+            <w:r>
+              <w:rPr>
+                <w:sz w:val="18"/>
+              </w:rPr>
+              <w:t>0,25—1,5</w:t>
+            </w:r>
+          </w:p>
+        </w:tc>
+        <w:tc>
+          <w:tcPr>
+            <w:tcW w:type="dxa" w:w="1871"/>
+          </w:tcPr>
+          <w:p>
+            <w:r>
+              <w:rPr>
+                <w:sz w:val="18"/>
+              </w:rPr>
+              <w:t>Калибратор давления</w:t>
+            </w:r>
+          </w:p>
+        </w:tc>
+        <w:tc>
+          <w:tcPr>
+            <w:tcW w:type="dxa" w:w="1871"/>
+          </w:tcPr>
+          <w:p>
+            <w:r>
+              <w:rPr>
+                <w:sz w:val="18"/>
+              </w:rPr>
+              <w:t>ГОСТ 8.017-79</w:t>
+            </w:r>
+          </w:p>
+        </w:tc>
+      </w:tr>
+      <w:tr>
+        <w:tc>
+          <w:tcPr>
+            <w:tcW w:type="dxa" w:w="1871"/>
+          </w:tcPr>
+          <w:p>
+            <w:r>
+              <w:rPr>
+                <w:sz w:val="18"/>
+              </w:rPr>
+              <w:t>Расход</w:t>
+            </w:r>
+          </w:p>
+        </w:tc>
+        <w:tc>
+          <w:tcPr>
+            <w:tcW w:type="dxa" w:w="1871"/>
+          </w:tcPr>
+          <w:p>
+            <w:r>
+              <w:rPr>
+                <w:sz w:val="18"/>
+              </w:rPr>
+              <w:t>0—1000 м³/ч</w:t>
+            </w:r>
+          </w:p>
+        </w:tc>
+        <w:tc>
+          <w:tcPr>
+            <w:tcW w:type="dxa" w:w="1871"/>
+          </w:tcPr>
+          <w:p>
+            <w:r>
+              <w:rPr>
+                <w:sz w:val="18"/>
+              </w:rPr>
+              <w:t>1,0—2,5</w:t>
+            </w:r>
+          </w:p>
+        </w:tc>
+        <w:tc>
+          <w:tcPr>
+            <w:tcW w:type="dxa" w:w="1871"/>
+          </w:tcPr>
+          <w:p>
+            <w:r>
+              <w:rPr>
+                <w:sz w:val="18"/>
+              </w:rPr>
+              <w:t>Проливной метод</w:t>
+            </w:r>
+          </w:p>
+        </w:tc>
+        <w:tc>
+          <w:tcPr>
+            <w:tcW w:type="dxa" w:w="1871"/>
+          </w:tcPr>
+          <w:p>
+            <w:r>
+              <w:rPr>
+                <w:sz w:val="18"/>
+              </w:rPr>
+              <w:t>ГОСТ 8.407-80</w:t>
+            </w:r>
+          </w:p>
+        </w:tc>
+      </w:tr>
+      <w:tr>
+        <w:tc>
+          <w:tcPr>
+            <w:tcW w:type="dxa" w:w="1871"/>
+          </w:tcPr>
+          <w:p>
+            <w:r>
+              <w:rPr>
+                <w:sz w:val="18"/>
+              </w:rPr>
+              <w:t>Уровень</w:t>
+            </w:r>
+          </w:p>
+        </w:tc>
+        <w:tc>
+          <w:tcPr>
+            <w:tcW w:type="dxa" w:w="1871"/>
+          </w:tcPr>
+          <w:p>
+            <w:r>
+              <w:rPr>
+                <w:sz w:val="18"/>
+              </w:rPr>
+              <w:t>0—20 м</w:t>
+            </w:r>
+          </w:p>
+        </w:tc>
+        <w:tc>
+          <w:tcPr>
+            <w:tcW w:type="dxa" w:w="1871"/>
+          </w:tcPr>
+          <w:p>
+            <w:r>
+              <w:rPr>
+                <w:sz w:val="18"/>
+              </w:rPr>
+              <w:t>1,0—2,5</w:t>
+            </w:r>
+          </w:p>
+        </w:tc>
+        <w:tc>
+          <w:tcPr>
+            <w:tcW w:type="dxa" w:w="1871"/>
+          </w:tcPr>
+          <w:p>
+            <w:r>
+              <w:rPr>
+                <w:sz w:val="18"/>
+              </w:rPr>
+              <w:t>Имитация уровня</w:t>
+            </w:r>
+          </w:p>
+        </w:tc>
+        <w:tc>
+          <w:tcPr>
+            <w:tcW w:type="dxa" w:w="1871"/>
+          </w:tcPr>
+          <w:p>
+            <w:r>
+              <w:rPr>
+                <w:sz w:val="18"/>
+              </w:rPr>
+              <w:t>ГОСТ 8.284-2012</w:t>
+            </w:r>
+          </w:p>
+        </w:tc>
+      </w:tr>
+      <w:tr>
+        <w:tc>
+          <w:tcPr>
+            <w:tcW w:type="dxa" w:w="1871"/>
+          </w:tcPr>
+          <w:p>
+            <w:r>
+              <w:rPr>
+                <w:sz w:val="18"/>
+              </w:rPr>
+              <w:t>pH</w:t>
+            </w:r>
+          </w:p>
+        </w:tc>
+        <w:tc>
+          <w:tcPr>
+            <w:tcW w:type="dxa" w:w="1871"/>
+          </w:tcPr>
+          <w:p>
+            <w:r>
+              <w:rPr>
+                <w:sz w:val="18"/>
+              </w:rPr>
+              <w:t>0—14 ед.</w:t>
+            </w:r>
+          </w:p>
+        </w:tc>
+        <w:tc>
+          <w:tcPr>
+            <w:tcW w:type="dxa" w:w="1871"/>
+          </w:tcPr>
+          <w:p>
+            <w:r>
+              <w:rPr>
+                <w:sz w:val="18"/>
+              </w:rPr>
+              <w:t>0,05—0,2</w:t>
+            </w:r>
+          </w:p>
+        </w:tc>
+        <w:tc>
+          <w:tcPr>
+            <w:tcW w:type="dxa" w:w="1871"/>
+          </w:tcPr>
+          <w:p>
+            <w:r>
+              <w:rPr>
+                <w:sz w:val="18"/>
+              </w:rPr>
+              <w:t>Буферные растворы</w:t>
+            </w:r>
+          </w:p>
+        </w:tc>
+        <w:tc>
+          <w:tcPr>
+            <w:tcW w:type="dxa" w:w="1871"/>
+          </w:tcPr>
+          <w:p>
+            <w:r>
+              <w:rPr>
+                <w:sz w:val="18"/>
+              </w:rPr>
+              <w:t>ГОСТ 8.120-99</w:t>
+            </w:r>
+          </w:p>
+        </w:tc>
+      </w:tr>
+      <w:tr>
+        <w:tc>
+          <w:tcPr>
+            <w:tcW w:type="dxa" w:w="1871"/>
+          </w:tcPr>
+          <w:p>
+            <w:r>
+              <w:rPr>
+                <w:sz w:val="18"/>
+              </w:rPr>
+              <w:t>Влажность</w:t>
+            </w:r>
+          </w:p>
+        </w:tc>
+        <w:tc>
+          <w:tcPr>
+            <w:tcW w:type="dxa" w:w="1871"/>
+          </w:tcPr>
+          <w:p>
+            <w:r>
+              <w:rPr>
+                <w:sz w:val="18"/>
+              </w:rPr>
+              <w:t>0—100%</w:t>
+            </w:r>
+          </w:p>
+        </w:tc>
+        <w:tc>
+          <w:tcPr>
+            <w:tcW w:type="dxa" w:w="1871"/>
+          </w:tcPr>
+          <w:p>
+            <w:r>
+              <w:rPr>
+                <w:sz w:val="18"/>
+              </w:rPr>
+              <w:t>2,0—5,0</w:t>
+            </w:r>
+          </w:p>
+        </w:tc>
+        <w:tc>
+          <w:tcPr>
+            <w:tcW w:type="dxa" w:w="1871"/>
+          </w:tcPr>
+          <w:p>
+            <w:r>
+              <w:rPr>
+                <w:sz w:val="18"/>
+              </w:rPr>
+              <w:t>Солевые растворы</w:t>
+            </w:r>
+          </w:p>
+        </w:tc>
+        <w:tc>
+          <w:tcPr>
+            <w:tcW w:type="dxa" w:w="1871"/>
+          </w:tcPr>
+          <w:p>
+            <w:r>
+              <w:rPr>
+                <w:sz w:val="18"/>
+              </w:rPr>
+              <w:t>ГОСТ 8.547-2009</w:t>
+            </w:r>
+          </w:p>
+        </w:tc>
+      </w:tr>
+    </w:tbl>
+    <w:p>
+      <w:pPr>
+        <w:jc w:val="center"/>
+      </w:pPr>
+      <w:r>
+        <w:rPr>
+          <w:b/>
+          <w:i w:val="0"/>
+          <w:sz w:val="20"/>
+        </w:rPr>
+        <w:t>Таблица 1. Параметры наладки систем измерения (6-7 разряд)</w:t>
+      </w:r>
+    </w:p>
+    <w:p/>
+    <w:p>
+      <w:pPr>
+        <w:jc w:val="center"/>
+      </w:pPr>
+      <w:r>
+        <w:drawing>
+          <wp:inline xmlns:a="http://schemas.openxmlformats.org/drawingml/2006/main" xmlns:pic="http://schemas.openxmlformats.org/drawingml/2006/picture">
+            <wp:extent cx="4572000" cy="2714240"/>
+            <wp:docPr id="1" name="Picture 1"/>
+            <wp:cNvGraphicFramePr>
+              <a:graphicFrameLocks noChangeAspect="1"/>
+            </wp:cNvGraphicFramePr>
+            <a:graphic>
+              <a:graphicData uri="http://schemas.openxmlformats.org/drawingml/2006/picture">
+                <pic:pic>
+                  <pic:nvPicPr>
+                    <pic:cNvPr id="0" name="kpk_mdk05.png"/>
+                    <pic:cNvPicPr/>
+                  </pic:nvPicPr>
+                  <pic:blipFill>
+                    <a:blip r:embed="rId9"/>
+                    <a:stretch>
+                      <a:fillRect/>
+                    </a:stretch>
+                  </pic:blipFill>
+                  <pic:spPr>
+                    <a:xfrm>
+                      <a:off x="0" y="0"/>
+                      <a:ext cx="4572000" cy="2714240"/>
+                    </a:xfrm>
+                    <a:prstGeom prst="rect"/>
+                  </pic:spPr>
+                </pic:pic>
+              </a:graphicData>
+            </a:graphic>
+          </wp:inline>
+        </w:drawing>
+      </w:r>
+    </w:p>
+    <w:p>
+      <w:pPr>
+        <w:jc w:val="center"/>
+      </w:pPr>
+      <w:r>
+        <w:rPr>
+          <w:b w:val="0"/>
+          <w:i/>
+          <w:sz w:val="20"/>
+        </w:rPr>
+        <w:t>Рисунок 1. Калибровочная характеристика системы измерения</w:t>
+      </w:r>
     </w:p>
     <w:p>
       <w:pPr>
